--- a/exercises/Exercise on Demand curve_Answers.docx
+++ b/exercises/Exercise on Demand curve_Answers.docx
@@ -83,7 +83,7 @@
           <w:szCs w:val="24"/>
           <w:lang w:val="en-US"/>
         </w:rPr>
-        <w:t>. What would happen to demand to football games if the price for the handball games that take place on the same time would be reduced?</w:t>
+        <w:t>. What would happen to demand for football games if the price for the handball games that take place on the same time would be reduced?</w:t>
       </w:r>
     </w:p>
     <w:p>
@@ -127,7 +127,7 @@
           <w:szCs w:val="24"/>
           <w:lang w:val="en-US"/>
         </w:rPr>
-        <w:t xml:space="preserve">If the price for handball games is reduced, demand for handball will increase and demand for football games will decrease.</w:t>
+        <w:t>If the price for handball games is reduced, the quantity demanded of handball tickets will increase (a movement along the handball demand curve, caused by handball’s own price change). Since football and handball are substitutes, the demand for football games will decrease (the football demand curve shifts left).</w:t>
       </w:r>
     </w:p>
     <w:p>
@@ -153,7 +153,7 @@
           <w:szCs w:val="24"/>
           <w:lang w:val="en-US"/>
         </w:rPr>
-        <w:t>Suppose that sports pay per view programs can be defined as a normal good. What would happen to demand to these programs in case that the national income would increase?</w:t>
+        <w:t>Suppose that sports pay per view programs can be defined as a normal good. What would happen to demand for these programs if national income increases?</w:t>
       </w:r>
     </w:p>
     <w:p>
